--- a/job-application/Andalusia Health Egypt - Team Lead/Moamen_Basyoni_CV_Andalusia_Health_Egypt.docx
+++ b/job-application/Andalusia Health Egypt - Team Lead/Moamen_Basyoni_CV_Andalusia_Health_Egypt.docx
@@ -125,6 +125,48 @@
           <w:bCs/>
         </w:rPr>
         <w:t xml:space="preserve">Leadership and mentoring — the part of this role a title hasn’t caught up with yet</w:t>
+      </w:r>
+    </w:p>
+    <w:p>
+      <w:pPr>
+        <w:pStyle w:val="Compact"/>
+        <w:numPr>
+          <w:ilvl w:val="0"/>
+          <w:numId w:val="1001"/>
+        </w:numPr>
+      </w:pPr>
+      <w:r>
+        <w:t xml:space="preserve">Completed AHBS’s own internal</w:t>
+      </w:r>
+      <w:r>
+        <w:t xml:space="preserve"> </w:t>
+      </w:r>
+      <w:r>
+        <w:rPr>
+          <w:b/>
+          <w:bCs/>
+        </w:rPr>
+        <w:t xml:space="preserve">“Leadership in Action”</w:t>
+      </w:r>
+      <w:r>
+        <w:rPr>
+          <w:b/>
+          <w:bCs/>
+        </w:rPr>
+        <w:t xml:space="preserve"> </w:t>
+      </w:r>
+      <w:r>
+        <w:rPr>
+          <w:b/>
+          <w:bCs/>
+        </w:rPr>
+        <w:t xml:space="preserve">program</w:t>
+      </w:r>
+      <w:r>
+        <w:t xml:space="preserve"> </w:t>
+      </w:r>
+      <w:r>
+        <w:t xml:space="preserve">(June 2026) — a formal leadership credential from this exact employer, earned recently, on top of the leadership work documented below.</w:t>
       </w:r>
     </w:p>
     <w:p>
